--- a/example_articles/states/Tennessee/2.states_Tennessee_New_York_Times.docx
+++ b/example_articles/states/Tennessee/2.states_Tennessee_New_York_Times.docx
@@ -27,17 +27,17 @@
     </w:p>
     <w:p>
       <w:r>
-        <w:t>Source File: NYT/18.DOCX</w:t>
+        <w:t>Source file: NYT/18.DOCX</w:t>
       </w:r>
     </w:p>
     <w:p>
       <w:r>
-        <w:t>Raw locations result: ['Tennessee']</w:t>
+        <w:t>Raw locations result, 'locations': ['Tennessee']</w:t>
       </w:r>
     </w:p>
     <w:p>
       <w:r>
-        <w:t>states_stand_flat (Standardized): Tennessee</w:t>
+        <w:t>Standardized locations result, 'states_stand_flat': Tennessee</w:t>
       </w:r>
     </w:p>
     <w:p>

--- a/example_articles/states/Tennessee/2.states_Tennessee_New_York_Times.docx
+++ b/example_articles/states/Tennessee/2.states_Tennessee_New_York_Times.docx
@@ -7,7 +7,7 @@
         <w:pStyle w:val="Heading1"/>
       </w:pPr>
       <w:r>
-        <w:t>In This Election, G.O.P. Won Because More Rich People Voted</w:t>
+        <w:t>Mephisto Tennessee Waltz</w:t>
       </w:r>
     </w:p>
     <w:p>
@@ -17,17 +17,17 @@
     </w:p>
     <w:p>
       <w:r>
-        <w:t>Date: 1994-11-25</w:t>
+        <w:t>Date: 1999-11-21</w:t>
       </w:r>
     </w:p>
     <w:p>
       <w:r>
-        <w:t>Section: Section A; ; Section A;  Page 36;  Column 4;  Editorial Desk ; Column 4; ; Letter</w:t>
+        <w:t>Section: Section 7; ; Section 7; Page 12; Column 1; Book Review Desk ; Column 1; ; Review</w:t>
       </w:r>
     </w:p>
     <w:p>
       <w:r>
-        <w:t>Source file: NYT/18.DOCX</w:t>
+        <w:t>Source file: NYT/49.DOCX</w:t>
       </w:r>
     </w:p>
     <w:p>
@@ -49,37 +49,50 @@
     </w:p>
     <w:p>
       <w:r>
-        <w:t>To the Editor:</w:t>
+        <w:t>THE LONG HOME</w:t>
         <w:br/>
-        <w:t>As President Clinton considers how to respond to the 1994 elections, he should not overlook the composition of this year's electorate.</w:t>
+        <w:t xml:space="preserve"> By William Gay.</w:t>
         <w:br/>
-        <w:t>Republicans maintain that their anti-government message won the hearts and minds of "normal" or "middle-class" Americans.</w:t>
+        <w:t xml:space="preserve"> 257 pp. Denver:</w:t>
         <w:br/>
-        <w:t>However, Democrats were the overwhelming choice of voters who earn less than $30,000 a year, and they virtually tied the Republicans among voters of average and somewhat above-average wealth ($30,000 to $49,000). Unfortunately for the Democrats, rich people voted in droves this year, while the working class stayed home.</w:t>
+        <w:t xml:space="preserve"> MacMurray &amp; Beck. $24.95.</w:t>
         <w:br/>
-        <w:t>The median voter was much wealthier than the median citizen.</w:t>
+        <w:t>The fact is, most Southern writers live on one side or the other of a railroad track in the same small town. On one side of the track, half the population gathers after church in Miss Welty's yard and listens to the other half cursing and breaking bottles in the neighborhood Cormac McCarthy lived in before he moved west. While the segregation between the two sides might seem absolute to an outsider, the isolation of the community forces writers from both camps into uneasy commerce -- not to mention the occasional intermarriage -- with their counterparts across town. Most of the old verities, for instance, are most easily found in the small, dusty shops of Miss Welty's neighborhood, while everyone knows the best place to load up on hot weather and violence and sex is at the Wal-Mart down the road from Larry Brown's. Accordingly, everybody pretty much knows everybody else's business, and when a new writer moves in, on either side of the tracks, word travels fast.</w:t>
         <w:br/>
-        <w:t>It is true that most income groups voted somewhat more conservatively this year than in 1992. However, several times in the 1980's, G.O.P. House candidates performed as well or better in all income categories.</w:t>
+        <w:t>Much of the gossip lately has been about William Gay, a former carpenter from rural Tennessee, whose novel "The Long Home" promises to be one of the most discussed Southern debuts since Brown's "Facing the Music" in 1988. Like Brown, Gay rode into town as something of a mysterious stranger, a writer formed in hardscrabble, nonliterary climes, far outside the orbit of M.F.A. programs and writing workshops. One of the more modern verities is that Southern writers are easier to sell to the world if they have done a lot of heavy physical labor before taking up the pen. Gay's working-class background has already served to make him -- like Brown 11 years ago -- something of a publisher's dream, as well as the subject of much breathless talk.</w:t>
         <w:br/>
-        <w:t>The Republicans won this year not because they achieved record support among any class of voters, but because rich people voted. About 7 percent more voters were wealthy this year than in 1992; and 7 percent fewer were working class. The shift in turnout was enough to cost the Democrats control of Congress.</w:t>
+        <w:t>The good news is that Gay's first book is eminently worth talking about. In "The Long Home," the villainous, patriarchal Dallas Hardin moves with an almost otherworldly malice onto the violent, doomed block first settled by William Faulkner's Thomas Sutpen; Gay's young hero, Nathan Winer, bears a strong resemblance to any number of hard, just young men forced in McCarthy's novels to come of age in countries harder than themselves. Gay's subject is nothing less than the eternal struggle between good and evil, staged, in this instance, in backwoods Tennessee in the 1940's. He embraces the Faulknerian theorem -- as immutable in these parts as the second law of thermodynamics -- that evil can be banished only if good confronts it with a violence greater than that which evil at first brought to bear. Dallas Hardin and Nathan Winer move through the book with almost magnetic inevitability toward a final, fatal confrontation, despite the initial belief on the part of both men that such a confrontation could be avoided.</w:t>
         <w:br/>
-        <w:t>In 1996, with a President on the ballot, turnout will certainly be higher, and most of the extra voters will be working people -- especially if Republicans overplay their hand and Democrats stand up for workers.</w:t>
+        <w:t>"The Long Home" opens as the earth suddenly splits open into a deep pit near the house of one Thomas Hovington. Within paragraphs, Hardin materializes and moves in on Hovington's bootlegging business, as well as Hovington's home and wife; Hovington is powerless to resist because he has been felled by an illness so virulent and debilitating that "his spine was bent like some metal God Almighty had heated to pliable temperature and laid hands on and bent to his liking." Winer is hired as a carpenter by Hardin to build a stately pleasure dome of a honky-tonk on Hovington's place. While Winer is initially interested only in an honest wage for an honest day's work -- and therefore thinks he can remain above Hardin's swirling malevolence -- he falls, somewhat inevitably, in love with Hovington's daughter, the ethereally beautiful Amber Rose. Hardin, however, has plans to sell Amber Rose to the highest bidder and forbids her to see Winer. The primary witness to Hardin's growing malignancy -- and Winer's deepening trouble -- is William Tell Oliver, an old man torn between his desire to remain outside the painful stew of human relations and his friendship with young Winer. He is finally, along with a handful of vivid minor characters, sucked into the conflict between Winer and Hardin.</w:t>
         <w:br/>
-        <w:t>Representative Newt Gingrich's "Contract With America" is a declaration of war against the poor and a promise of spoils for the rich. The President must oppose it forcefully and offer tangible benefits to working Americans.</w:t>
+        <w:t>Although the central plot of "The Long Home" revolves around a kind of love triangle -- albeit a particularly unsettling one -- to summarize it as such diminishes the scope and ambition of the book. In the high tradition of the Southern novel, Gay is unafraid to tackle the biggest of the big themes, nor does he shy away from the grand gesture that makes those themes manifest. The earth around Hovington's pit is "vulval"; it opens to a "stygian world." When the startled Hovington first peers into the pit he smells nothing less than "brimstone." Later, when Oliver and Winer watch from a distance as Hardin supervises a lackey digging the honky-tonk's foundation, Gay makes sure we understand that the Devil, while on his way down to Georgia, at least passed through Tennessee. Oliver says:</w:t>
         <w:br/>
-        <w:t>He should not have much trouble persuading lower-income citizens that he is on their side, for the ones who vote remain Democrats.</w:t>
+        <w:t>"There's Old Nick in the flesh."</w:t>
         <w:br/>
-        <w:t>Under these circumstances, the worst thing that President Clinton could do would be to act like a Republican.</w:t>
+        <w:t>"Hardin?"</w:t>
+        <w:br/>
+        <w:t>"Whatever he's goin by now."</w:t>
+        <w:br/>
+        <w:t>Such overt symbolizing works, however, because the worries of the characters surrounded by it are human, and not symbolic, concerns. From the Mephistophelean Hardin to the most minor walk-on, Gay's people only dabble in metaphor; they are, almost without exception, sharply observed, three-dimensional human beings. The bewitching Amber Rose is the only character on whom one can detect the slightly guilty odor of the typecast; we believe Winer loves her, and would die for her, only because we believe in Winer.</w:t>
+        <w:br/>
+        <w:t>While no writer should be held accountable for the words of his publicist, Gay is referred to, in the marketing material accompanying the review copy of this book, as "a truly original talent -- already being compared to Cormac McCarthy." While the contradictions contained in that description at first seem irreconcilable (how can one be truly original and simultaneously call to mind another writer?), they do, in fact, reduce the considerable strengths and occasional jarring weaknesses of "The Long Home" into a single, tart mouthful.</w:t>
+        <w:br/>
+        <w:t>Gay is a writer of remarkable talent and promise, but at the same time his veneration of McCarthy occasionally lapses into near imitation -- a malady understandable in any first novel but regrettable in one so ambitious and potentially striking on its own. The symptoms of his Cormac McCarthyism run the gamut from the mild (combining two words into single new adjectives: "ominouslooking;" "halfobscene") to the life-threatening: "In the molten fire where he lay he could watch the slow machinations of eternity, the cosmic miracle of each second being born, eggshaped, silverplated, phallic, time thrusting itself gleaming through the worn and worthless husk of the microsecond previous, halting, beginning to show the slow and infinitesimal accretions of decay in the clocking away of life in a mechanism encoded at the moment of conception, withering, shunted aside by time's next orgasmic thrust, and all to the beating of some galactic heart, to voices, a madman's mutterings from a snare in the web of the world."</w:t>
+        <w:br/>
+        <w:t>The sheer volume of blood spilled in "The Long Home," coupled with Gay's considerable penchant for rendering violence in the bright yet almost loving hyperclarity of nightmare, also makes comparisons with McCarthy inescapable. In Gay's Tennessee, characters reach for the guns and knives first and ask questions later; when they can't get hold of a gun, they beat each other with fists, clubs, pool cues and brass knuckles. And even when they aren't angry, and no one else is angry at them, graphic, indiscriminate violence tends to seek them out: "A tie cocked sideways and jammed the chute and a huge black man reached an expert hand to free it just as the next tie slammed into it with a loud thock. He stared for a moment in amazement at his hand from which the four fingers were severed at the second joint. Blood welled then and ran down his arm into his sleeve and he sat down heavily in the water sloshing in the hull of the barge."</w:t>
+        <w:br/>
+        <w:t>At his best, Gay writes with the wisdom and patience of a man who has witnessed hard times and learned that panic or hedging won't make better times come any sooner; he looks upon beauty and violence with equal measure and makes an accurate accounting of how much of each the human heart contains. In those passages he sounds only like William Gay. Everybody in town hopes he realizes that's enough.</w:t>
+        <w:br/>
+        <w:br/>
+        <w:t>http://www.nytimes.com</w:t>
+        <w:br/>
+        <w:br/>
+        <w:t>Graphic</w:t>
+        <w:br/>
         <w:br/>
         <w:t xml:space="preserve"> </w:t>
         <w:br/>
-        <w:t>PETER LEVINE</w:t>
-        <w:br/>
-        <w:t>College Park, Md., Nov. 19, 1994</w:t>
-        <w:br/>
-        <w:t xml:space="preserve"> </w:t>
-        <w:br/>
-        <w:t>The writer is a research scholar at the Institute for Philosophy and Public Policy, University of Maryland.</w:t>
+        <w:t>Drawing (Thomas Fuchs)</w:t>
       </w:r>
     </w:p>
     <w:sectPr>

--- a/example_articles/states/Tennessee/2.states_Tennessee_New_York_Times.docx
+++ b/example_articles/states/Tennessee/2.states_Tennessee_New_York_Times.docx
@@ -7,7 +7,7 @@
         <w:pStyle w:val="Heading1"/>
       </w:pPr>
       <w:r>
-        <w:t>Mephisto Tennessee Waltz</w:t>
+        <w:t>Dolly Parton and James Patterson Are Working 9 to 5 on a Novel</w:t>
       </w:r>
     </w:p>
     <w:p>
@@ -17,17 +17,17 @@
     </w:p>
     <w:p>
       <w:r>
-        <w:t>Date: 1999-11-21</w:t>
+        <w:t>Date: 2021-08-11</w:t>
       </w:r>
     </w:p>
     <w:p>
       <w:r>
-        <w:t>Section: Section 7; ; Section 7; Page 12; Column 1; Book Review Desk ; Column 1; ; Review</w:t>
+        <w:t>Section: BOOKS</w:t>
       </w:r>
     </w:p>
     <w:p>
       <w:r>
-        <w:t>Source file: NYT/49.DOCX</w:t>
+        <w:t>Source file: NYT/8.DOCX</w:t>
       </w:r>
     </w:p>
     <w:p>
@@ -49,50 +49,43 @@
     </w:p>
     <w:p>
       <w:r>
-        <w:t>THE LONG HOME</w:t>
+        <w:t>"Run, Rose, Run" is set for publication in 2022, along with a Parton album whose 12 new songs were inspired by the book.</w:t>
         <w:br/>
-        <w:t xml:space="preserve"> By William Gay.</w:t>
+        <w:t>In February 2020, James Patterson flew to Nashville to visit Dolly Parton.</w:t>
         <w:br/>
-        <w:t xml:space="preserve"> 257 pp. Denver:</w:t>
+        <w:t>She was a fan of his "Alex Cross" thrillers, and he had a proposal for her: Would she work with him on a novel about an aspiring country singer who goes to Nashville to seek her fortune and escape her past?</w:t>
         <w:br/>
-        <w:t xml:space="preserve"> MacMurray &amp; Beck. $24.95.</w:t>
+        <w:t>Parton loved the idea. Two days later, she sent Patterson notes on the plot — along with lyrics for seven new songs that she wrote, based on the story.</w:t>
         <w:br/>
-        <w:t>The fact is, most Southern writers live on one side or the other of a railroad track in the same small town. On one side of the track, half the population gathers after church in Miss Welty's yard and listens to the other half cursing and breaking bottles in the neighborhood Cormac McCarthy lived in before he moved west. While the segregation between the two sides might seem absolute to an outsider, the isolation of the community forces writers from both camps into uneasy commerce -- not to mention the occasional intermarriage -- with their counterparts across town. Most of the old verities, for instance, are most easily found in the small, dusty shops of Miss Welty's neighborhood, while everyone knows the best place to load up on hot weather and violence and sex is at the Wal-Mart down the road from Larry Brown's. Accordingly, everybody pretty much knows everybody else's business, and when a new writer moves in, on either side of the tracks, word travels fast.</w:t>
+        <w:t>"She didn't want to get involved in something just to put her name on it. She really wanted to be involved," Patterson said in an interview on Wednesday. "She's not going to do something if she doesn't think she's going to do it well."</w:t>
         <w:br/>
-        <w:t>Much of the gossip lately has been about William Gay, a former carpenter from rural Tennessee, whose novel "The Long Home" promises to be one of the most discussed Southern debuts since Brown's "Facing the Music" in 1988. Like Brown, Gay rode into town as something of a mysterious stranger, a writer formed in hardscrabble, nonliterary climes, far outside the orbit of M.F.A. programs and writing workshops. One of the more modern verities is that Southern writers are easier to sell to the world if they have done a lot of heavy physical labor before taking up the pen. Gay's working-class background has already served to make him -- like Brown 11 years ago -- something of a publisher's dream, as well as the subject of much breathless talk.</w:t>
+        <w:t>In March, Little, Brown plans to publish "Run, Rose, Run," a collaboration between Patterson and Parton, in print, e-book and audio editions. The novel, about a young singer with a dark secret that inspires her music, draws on Parton's experiences in country music.</w:t>
         <w:br/>
-        <w:t>The good news is that Gay's first book is eminently worth talking about. In "The Long Home," the villainous, patriarchal Dallas Hardin moves with an almost otherworldly malice onto the violent, doomed block first settled by William Faulkner's Thomas Sutpen; Gay's young hero, Nathan Winer, bears a strong resemblance to any number of hard, just young men forced in McCarthy's novels to come of age in countries harder than themselves. Gay's subject is nothing less than the eternal struggle between good and evil, staged, in this instance, in backwoods Tennessee in the 1940's. He embraces the Faulknerian theorem -- as immutable in these parts as the second law of thermodynamics -- that evil can be banished only if good confronts it with a violence greater than that which evil at first brought to bear. Dallas Hardin and Nathan Winer move through the book with almost magnetic inevitability toward a final, fatal confrontation, despite the initial belief on the part of both men that such a confrontation could be avoided.</w:t>
+        <w:t>Parton will simultaneously release an album, also titled "Run, Rose, Run," featuring 12 new songs inspired by the novel. The songs are "based on the characters and situations in the book," Parton said in a news release, and the lyrics are threaded throughout the novel.</w:t>
         <w:br/>
-        <w:t>"The Long Home" opens as the earth suddenly splits open into a deep pit near the house of one Thomas Hovington. Within paragraphs, Hardin materializes and moves in on Hovington's bootlegging business, as well as Hovington's home and wife; Hovington is powerless to resist because he has been felled by an illness so virulent and debilitating that "his spine was bent like some metal God Almighty had heated to pliable temperature and laid hands on and bent to his liking." Winer is hired as a carpenter by Hardin to build a stately pleasure dome of a honky-tonk on Hovington's place. While Winer is initially interested only in an honest wage for an honest day's work -- and therefore thinks he can remain above Hardin's swirling malevolence -- he falls, somewhat inevitably, in love with Hovington's daughter, the ethereally beautiful Amber Rose. Hardin, however, has plans to sell Amber Rose to the highest bidder and forbids her to see Winer. The primary witness to Hardin's growing malignancy -- and Winer's deepening trouble -- is William Tell Oliver, an old man torn between his desire to remain outside the painful stew of human relations and his friendship with young Winer. He is finally, along with a handful of vivid minor characters, sucked into the conflict between Winer and Hardin.</w:t>
+        <w:t>The creative partnership of Patterson and Parton — a thriller writer known for his often grisly plots, and a musician beloved by Americans of all political and geographic persuasions — struck some observers as odd. ("Huh," "WHAT" and "Yo, What?!" were common reactions on social media, as was enthusiastic befuddlement: "I'm weirdly into this!!!")</w:t>
         <w:br/>
-        <w:t>Although the central plot of "The Long Home" revolves around a kind of love triangle -- albeit a particularly unsettling one -- to summarize it as such diminishes the scope and ambition of the book. In the high tradition of the Southern novel, Gay is unafraid to tackle the biggest of the big themes, nor does he shy away from the grand gesture that makes those themes manifest. The earth around Hovington's pit is "vulval"; it opens to a "stygian world." When the startled Hovington first peers into the pit he smells nothing less than "brimstone." Later, when Oliver and Winer watch from a distance as Hardin supervises a lackey digging the honky-tonk's foundation, Gay makes sure we understand that the Devil, while on his way down to Georgia, at least passed through Tennessee. Oliver says:</w:t>
+        <w:t>But Patterson noted that he and Parton have a good deal in common. "We both consider ourselves storytellers," he said.</w:t>
         <w:br/>
-        <w:t>"There's Old Nick in the flesh."</w:t>
+        <w:t>Both of them came from small towns and overcame the odds to build entertainment empires. They're both in their 70s, and neither shows any inclination of retiring soon. They both have nonprofits dedicated to childhood reading and literacy. Both of them are prolific writers in their genres.</w:t>
         <w:br/>
-        <w:t>"Hardin?"</w:t>
+        <w:t>"She didn't mess around, and neither do I," Patterson said. "We both get down to business and chop wood."</w:t>
         <w:br/>
-        <w:t>"Whatever he's goin by now."</w:t>
+        <w:t>In the news release announcing the book, Little, Brown seemed giddy over the commercial prospects of a multimedia project targeting Patterson and Parton's audiences: "This dual release will mark the first time a #1 best-selling author and an entertainment icon who has sold well over 100 million albums worldwide have collaborated on a book and an album."</w:t>
         <w:br/>
-        <w:t>Such overt symbolizing works, however, because the worries of the characters surrounded by it are human, and not symbolic, concerns. From the Mephistophelean Hardin to the most minor walk-on, Gay's people only dabble in metaphor; they are, almost without exception, sharply observed, three-dimensional human beings. The bewitching Amber Rose is the only character on whom one can detect the slightly guilty odor of the typecast; we believe Winer loves her, and would die for her, only because we believe in Winer.</w:t>
+        <w:t>Patterson has long relied on a stable of collaborators to meet his frenetic publication cycle. According to his publicist, he's written 322 books and sold some 425 million copies. He's worked with around 35 co-writers and currently has multiple books on the best seller lists, including "The Shadow," which he wrote with Brian Sitts, and "The President's Daughter," a political thriller he wrote with former President Bill Clinton. It is a follow-up to their previous novel, "The President Is Missing," which sold more than 3.2 million copies worldwide.</w:t>
         <w:br/>
-        <w:t>While no writer should be held accountable for the words of his publicist, Gay is referred to, in the marketing material accompanying the review copy of this book, as "a truly original talent -- already being compared to Cormac McCarthy." While the contradictions contained in that description at first seem irreconcilable (how can one be truly original and simultaneously call to mind another writer?), they do, in fact, reduce the considerable strengths and occasional jarring weaknesses of "The Long Home" into a single, tart mouthful.</w:t>
+        <w:t>But joining forces with a celebrity as popular as Parton could generate even more interest in the forthcoming book. She is one of the few public figures with seemingly bipartisan appeal, celebrated by some as a working-class Southern hero and venerated by others for her support for L.G.B.T.Q. rights and unapologetic kitsch. (Parton created her own theme park in the foothills of the Smoky Mountains, "Dollywood," which includes a water park, dinner theater, roller coaster rides and a replica of her two-room childhood home.)</w:t>
         <w:br/>
-        <w:t>Gay is a writer of remarkable talent and promise, but at the same time his veneration of McCarthy occasionally lapses into near imitation -- a malady understandable in any first novel but regrettable in one so ambitious and potentially striking on its own. The symptoms of his Cormac McCarthyism run the gamut from the mild (combining two words into single new adjectives: "ominouslooking;" "halfobscene") to the life-threatening: "In the molten fire where he lay he could watch the slow machinations of eternity, the cosmic miracle of each second being born, eggshaped, silverplated, phallic, time thrusting itself gleaming through the worn and worthless husk of the microsecond previous, halting, beginning to show the slow and infinitesimal accretions of decay in the clocking away of life in a mechanism encoded at the moment of conception, withering, shunted aside by time's next orgasmic thrust, and all to the beating of some galactic heart, to voices, a madman's mutterings from a snare in the web of the world."</w:t>
+        <w:t>"People love her," Patterson said, stating the blazingly obvious.</w:t>
         <w:br/>
-        <w:t>The sheer volume of blood spilled in "The Long Home," coupled with Gay's considerable penchant for rendering violence in the bright yet almost loving hyperclarity of nightmare, also makes comparisons with McCarthy inescapable. In Gay's Tennessee, characters reach for the guns and knives first and ask questions later; when they can't get hold of a gun, they beat each other with fists, clubs, pool cues and brass knuckles. And even when they aren't angry, and no one else is angry at them, graphic, indiscriminate violence tends to seek them out: "A tie cocked sideways and jammed the chute and a huge black man reached an expert hand to free it just as the next tie slammed into it with a loud thock. He stared for a moment in amazement at his hand from which the four fingers were severed at the second joint. Blood welled then and ran down his arm into his sleeve and he sat down heavily in the water sloshing in the hull of the barge."</w:t>
+        <w:t>After their initial meeting, which was casual ("No agents, no lawyers," Patterson said), Parton and Patterson spent the next six to eight months hashing out scenes, going back and forth on chapters and notes. Parton nicknamed him J.J., short for Jimmy James, he said.</w:t>
         <w:br/>
-        <w:t>At his best, Gay writes with the wisdom and patience of a man who has witnessed hard times and learned that panic or hedging won't make better times come any sooner; he looks upon beauty and violence with equal measure and makes an accurate accounting of how much of each the human heart contains. In those passages he sounds only like William Gay. Everybody in town hopes he realizes that's enough.</w:t>
+        <w:t>They kept the project secret, though Parton, in an interview with The New York Times late last year, let slip that she was a fan. When asked to name three writers she would invite to a dinner party, she listed him along with Maya Angelou and Charles Dickens.</w:t>
         <w:br/>
+        <w:t>"First would be James Patterson," she said. "Since we're both in entertainment, we could write it off as a business expense."</w:t>
         <w:br/>
-        <w:t>http://www.nytimes.com</w:t>
-        <w:br/>
-        <w:br/>
-        <w:t>Graphic</w:t>
-        <w:br/>
-        <w:br/>
-        <w:t xml:space="preserve"> </w:t>
-        <w:br/>
-        <w:t>Drawing (Thomas Fuchs)</w:t>
+        <w:t>PHOTOS: Dolly Parton and James Patterson, who are producing "Run, Rose, Run," which is to be published next year. Parton also plans to release an album by the same name next year. (PHOTOGRAPH BY DOLLY PARTON)</w:t>
       </w:r>
     </w:p>
     <w:sectPr>
